--- a/back/src/static/contratos/ContratoPrestacionServicioCapital.docx
+++ b/back/src/static/contratos/ContratoPrestacionServicioCapital.docx
@@ -8603,12 +8603,16 @@
               <w:rPr>
                 <w:b/>
                 <w:spacing w:val="-2"/>
+                <w:sz w:val="22"/>
+                <w:szCs w:val="22"/>
               </w:rPr>
             </w:pPr>
             <w:r>
               <w:rPr>
                 <w:b/>
                 <w:spacing w:val="-2"/>
+                <w:sz w:val="22"/>
+                <w:szCs w:val="22"/>
               </w:rPr>
               <w:t>{{</w:t>
             </w:r>
@@ -8617,14 +8621,18 @@
               <w:rPr>
                 <w:b/>
                 <w:spacing w:val="-2"/>
+                <w:sz w:val="22"/>
+                <w:szCs w:val="22"/>
               </w:rPr>
-              <w:t>RepresentanteLegal</w:t>
+              <w:t>EmpresaRepresentanteLegal</w:t>
             </w:r>
             <w:proofErr w:type="spellEnd"/>
             <w:r>
               <w:rPr>
                 <w:b/>
                 <w:spacing w:val="-2"/>
+                <w:sz w:val="22"/>
+                <w:szCs w:val="22"/>
               </w:rPr>
               <w:t>}}</w:t>
             </w:r>
@@ -8633,39 +8641,26 @@
             <w:pPr>
               <w:jc w:val="both"/>
               <w:rPr>
-                <w:rFonts w:ascii="Aptos" w:hAnsi="Aptos"/>
                 <w:b/>
-                <w:bCs/>
+                <w:spacing w:val="-2"/>
                 <w:sz w:val="22"/>
                 <w:szCs w:val="22"/>
               </w:rPr>
             </w:pPr>
             <w:r>
               <w:rPr>
-                <w:rFonts w:ascii="Aptos" w:hAnsi="Aptos"/>
                 <w:b/>
-                <w:bCs/>
+                <w:spacing w:val="-2"/>
                 <w:sz w:val="22"/>
                 <w:szCs w:val="22"/>
               </w:rPr>
-              <w:t xml:space="preserve">C.C. </w:t>
-            </w:r>
-            <w:r>
-              <w:rPr>
-                <w:rFonts w:ascii="Aptos" w:hAnsi="Aptos"/>
-                <w:b/>
-                <w:bCs/>
-                <w:sz w:val="22"/>
-                <w:szCs w:val="22"/>
-              </w:rPr>
-              <w:t>{</w:t>
+              <w:t>C.C. {{</w:t>
             </w:r>
             <w:proofErr w:type="spellStart"/>
             <w:r>
               <w:rPr>
-                <w:rFonts w:ascii="Aptos" w:hAnsi="Aptos"/>
                 <w:b/>
-                <w:bCs/>
+                <w:spacing w:val="-2"/>
                 <w:sz w:val="22"/>
                 <w:szCs w:val="22"/>
               </w:rPr>
@@ -8674,31 +8669,28 @@
             <w:proofErr w:type="spellEnd"/>
             <w:r>
               <w:rPr>
-                <w:rFonts w:ascii="Aptos" w:hAnsi="Aptos"/>
                 <w:b/>
-                <w:bCs/>
+                <w:spacing w:val="-2"/>
                 <w:sz w:val="22"/>
                 <w:szCs w:val="22"/>
               </w:rPr>
-              <w:t>}</w:t>
+              <w:t>}}</w:t>
             </w:r>
           </w:p>
           <w:p>
             <w:pPr>
               <w:jc w:val="both"/>
               <w:rPr>
-                <w:rFonts w:ascii="Aptos" w:hAnsi="Aptos"/>
                 <w:b/>
-                <w:bCs/>
+                <w:spacing w:val="-2"/>
                 <w:sz w:val="22"/>
                 <w:szCs w:val="22"/>
               </w:rPr>
             </w:pPr>
             <w:r>
               <w:rPr>
-                <w:rFonts w:ascii="Aptos" w:hAnsi="Aptos"/>
                 <w:b/>
-                <w:bCs/>
+                <w:spacing w:val="-2"/>
                 <w:sz w:val="22"/>
                 <w:szCs w:val="22"/>
               </w:rPr>
@@ -8709,29 +8701,26 @@
             <w:pPr>
               <w:jc w:val="both"/>
               <w:rPr>
-                <w:rFonts w:ascii="Aptos" w:hAnsi="Aptos"/>
                 <w:b/>
-                <w:bCs/>
+                <w:spacing w:val="-2"/>
                 <w:sz w:val="22"/>
                 <w:szCs w:val="22"/>
               </w:rPr>
             </w:pPr>
             <w:r>
               <w:rPr>
-                <w:rFonts w:ascii="Aptos" w:hAnsi="Aptos"/>
                 <w:b/>
-                <w:bCs/>
+                <w:spacing w:val="-2"/>
                 <w:sz w:val="22"/>
                 <w:szCs w:val="22"/>
               </w:rPr>
-              <w:t>{</w:t>
+              <w:t>{{</w:t>
             </w:r>
             <w:proofErr w:type="spellStart"/>
             <w:r>
               <w:rPr>
-                <w:rFonts w:ascii="Aptos" w:hAnsi="Aptos"/>
                 <w:b/>
-                <w:bCs/>
+                <w:spacing w:val="-2"/>
                 <w:sz w:val="22"/>
                 <w:szCs w:val="22"/>
               </w:rPr>
@@ -8740,52 +8729,38 @@
             <w:proofErr w:type="spellEnd"/>
             <w:r>
               <w:rPr>
-                <w:rFonts w:ascii="Aptos" w:hAnsi="Aptos"/>
                 <w:b/>
-                <w:bCs/>
+                <w:spacing w:val="-2"/>
                 <w:sz w:val="22"/>
                 <w:szCs w:val="22"/>
               </w:rPr>
-              <w:t>}</w:t>
+              <w:t>}}</w:t>
             </w:r>
           </w:p>
           <w:p>
             <w:pPr>
               <w:jc w:val="both"/>
               <w:rPr>
-                <w:rFonts w:ascii="Aptos" w:hAnsi="Aptos"/>
                 <w:b/>
-                <w:bCs/>
+                <w:spacing w:val="-2"/>
                 <w:sz w:val="22"/>
                 <w:szCs w:val="22"/>
               </w:rPr>
             </w:pPr>
             <w:r>
               <w:rPr>
-                <w:rFonts w:ascii="Aptos" w:hAnsi="Aptos"/>
                 <w:b/>
-                <w:bCs/>
+                <w:spacing w:val="-2"/>
                 <w:sz w:val="22"/>
                 <w:szCs w:val="22"/>
               </w:rPr>
-              <w:t xml:space="preserve">NIT. </w:t>
-            </w:r>
-            <w:r>
-              <w:rPr>
-                <w:rFonts w:ascii="Aptos" w:hAnsi="Aptos"/>
-                <w:b/>
-                <w:bCs/>
-                <w:sz w:val="22"/>
-                <w:szCs w:val="22"/>
-              </w:rPr>
-              <w:t>{</w:t>
+              <w:t>NIT. {{</w:t>
             </w:r>
             <w:proofErr w:type="spellStart"/>
             <w:r>
               <w:rPr>
-                <w:rFonts w:ascii="Aptos" w:hAnsi="Aptos"/>
                 <w:b/>
-                <w:bCs/>
+                <w:spacing w:val="-2"/>
                 <w:sz w:val="22"/>
                 <w:szCs w:val="22"/>
               </w:rPr>
@@ -8794,13 +8769,12 @@
             <w:proofErr w:type="spellEnd"/>
             <w:r>
               <w:rPr>
-                <w:rFonts w:ascii="Aptos" w:hAnsi="Aptos"/>
                 <w:b/>
-                <w:bCs/>
+                <w:spacing w:val="-2"/>
                 <w:sz w:val="22"/>
                 <w:szCs w:val="22"/>
               </w:rPr>
-              <w:t>}</w:t>
+              <w:t>}}</w:t>
             </w:r>
           </w:p>
           <w:p>
@@ -8825,11 +8799,15 @@
               <w:jc w:val="both"/>
               <w:rPr>
                 <w:b/>
+                <w:sz w:val="22"/>
+                <w:szCs w:val="22"/>
               </w:rPr>
             </w:pPr>
             <w:r>
               <w:rPr>
                 <w:b/>
+                <w:sz w:val="22"/>
+                <w:szCs w:val="22"/>
               </w:rPr>
               <w:t>{{</w:t>
             </w:r>
@@ -8837,6 +8815,8 @@
             <w:r>
               <w:rPr>
                 <w:b/>
+                <w:sz w:val="22"/>
+                <w:szCs w:val="22"/>
               </w:rPr>
               <w:t>NombreCompleto</w:t>
             </w:r>
@@ -8844,6 +8824,8 @@
             <w:r>
               <w:rPr>
                 <w:b/>
+                <w:sz w:val="22"/>
+                <w:szCs w:val="22"/>
               </w:rPr>
               <w:t>}}</w:t>
             </w:r>
@@ -8873,6 +8855,8 @@
               <w:rPr>
                 <w:b/>
                 <w:spacing w:val="-2"/>
+                <w:sz w:val="22"/>
+                <w:szCs w:val="22"/>
               </w:rPr>
               <w:t>{{</w:t>
             </w:r>
@@ -8881,6 +8865,8 @@
               <w:rPr>
                 <w:b/>
                 <w:spacing w:val="-2"/>
+                <w:sz w:val="22"/>
+                <w:szCs w:val="22"/>
               </w:rPr>
               <w:t>NumeroDocumento</w:t>
             </w:r>
@@ -8889,6 +8875,8 @@
               <w:rPr>
                 <w:b/>
                 <w:spacing w:val="-2"/>
+                <w:sz w:val="22"/>
+                <w:szCs w:val="22"/>
               </w:rPr>
               <w:t>}}</w:t>
             </w:r>
@@ -12838,26 +12826,6 @@
 </file>
 
 <file path=customXml/item1.xml><?xml version="1.0" encoding="utf-8"?>
-<p:properties xmlns:p="http://schemas.microsoft.com/office/2006/metadata/properties" xmlns:xsi="http://www.w3.org/2001/XMLSchema-instance" xmlns:pc="http://schemas.microsoft.com/office/infopath/2007/PartnerControls">
-  <documentManagement>
-    <lcf76f155ced4ddcb4097134ff3c332f xmlns="0671de82-fb77-4741-a946-bbedde5d4f76">
-      <Terms xmlns="http://schemas.microsoft.com/office/infopath/2007/PartnerControls"/>
-    </lcf76f155ced4ddcb4097134ff3c332f>
-    <TaxCatchAll xmlns="bfe36008-4467-4f6a-b17f-684c3d9d556d" xsi:nil="true"/>
-  </documentManagement>
-</p:properties>
-</file>
-
-<file path=customXml/item2.xml><?xml version="1.0" encoding="utf-8"?>
-<?mso-contentType ?>
-<FormTemplates xmlns="http://schemas.microsoft.com/sharepoint/v3/contenttype/forms">
-  <Display>DocumentLibraryForm</Display>
-  <Edit>DocumentLibraryForm</Edit>
-  <New>DocumentLibraryForm</New>
-</FormTemplates>
-</file>
-
-<file path=customXml/item3.xml><?xml version="1.0" encoding="utf-8"?>
 <ct:contentTypeSchema xmlns:ct="http://schemas.microsoft.com/office/2006/metadata/contentType" xmlns:ma="http://schemas.microsoft.com/office/2006/metadata/properties/metaAttributes" ct:_="" ma:_="" ma:contentTypeName="Documento" ma:contentTypeID="0x01010068C79E2D4FBF494D8565142F1B408D23" ma:contentTypeVersion="13" ma:contentTypeDescription="Crear nuevo documento." ma:contentTypeScope="" ma:versionID="033ef99cf88c0d3b788bf7a31a0475d4">
   <xsd:schema xmlns:xsd="http://www.w3.org/2001/XMLSchema" xmlns:xs="http://www.w3.org/2001/XMLSchema" xmlns:p="http://schemas.microsoft.com/office/2006/metadata/properties" xmlns:ns2="0671de82-fb77-4741-a946-bbedde5d4f76" xmlns:ns3="bfe36008-4467-4f6a-b17f-684c3d9d556d" targetNamespace="http://schemas.microsoft.com/office/2006/metadata/properties" ma:root="true" ma:fieldsID="67b2ee94343aeb2f8f0920204dca2d30" ns2:_="" ns3:_="">
     <xsd:import namespace="0671de82-fb77-4741-a946-bbedde5d4f76"/>
@@ -13064,26 +13032,27 @@
 </ct:contentTypeSchema>
 </file>
 
-<file path=customXml/itemProps1.xml><?xml version="1.0" encoding="utf-8"?>
-<ds:datastoreItem xmlns:ds="http://schemas.openxmlformats.org/officeDocument/2006/customXml" ds:itemID="{248E68C4-6EDF-4C44-A890-EBEC35D3B192}">
-  <ds:schemaRefs>
-    <ds:schemaRef ds:uri="http://schemas.microsoft.com/office/2006/metadata/properties"/>
-    <ds:schemaRef ds:uri="http://schemas.microsoft.com/office/infopath/2007/PartnerControls"/>
-    <ds:schemaRef ds:uri="0671de82-fb77-4741-a946-bbedde5d4f76"/>
-    <ds:schemaRef ds:uri="bfe36008-4467-4f6a-b17f-684c3d9d556d"/>
-  </ds:schemaRefs>
-</ds:datastoreItem>
+<file path=customXml/item2.xml><?xml version="1.0" encoding="utf-8"?>
+<?mso-contentType ?>
+<FormTemplates xmlns="http://schemas.microsoft.com/sharepoint/v3/contenttype/forms">
+  <Display>DocumentLibraryForm</Display>
+  <Edit>DocumentLibraryForm</Edit>
+  <New>DocumentLibraryForm</New>
+</FormTemplates>
 </file>
 
-<file path=customXml/itemProps2.xml><?xml version="1.0" encoding="utf-8"?>
-<ds:datastoreItem xmlns:ds="http://schemas.openxmlformats.org/officeDocument/2006/customXml" ds:itemID="{5743EEC1-3586-4A5C-8E76-2F104B5DD15D}">
-  <ds:schemaRefs>
-    <ds:schemaRef ds:uri="http://schemas.microsoft.com/sharepoint/v3/contenttype/forms"/>
-  </ds:schemaRefs>
-</ds:datastoreItem>
+<file path=customXml/item3.xml><?xml version="1.0" encoding="utf-8"?>
+<p:properties xmlns:p="http://schemas.microsoft.com/office/2006/metadata/properties" xmlns:xsi="http://www.w3.org/2001/XMLSchema-instance" xmlns:pc="http://schemas.microsoft.com/office/infopath/2007/PartnerControls">
+  <documentManagement>
+    <lcf76f155ced4ddcb4097134ff3c332f xmlns="0671de82-fb77-4741-a946-bbedde5d4f76">
+      <Terms xmlns="http://schemas.microsoft.com/office/infopath/2007/PartnerControls"/>
+    </lcf76f155ced4ddcb4097134ff3c332f>
+    <TaxCatchAll xmlns="bfe36008-4467-4f6a-b17f-684c3d9d556d" xsi:nil="true"/>
+  </documentManagement>
+</p:properties>
 </file>
 
-<file path=customXml/itemProps3.xml><?xml version="1.0" encoding="utf-8"?>
+<file path=customXml/itemProps1.xml><?xml version="1.0" encoding="utf-8"?>
 <ds:datastoreItem xmlns:ds="http://schemas.openxmlformats.org/officeDocument/2006/customXml" ds:itemID="{CC972D0D-E810-4DE3-8B46-487D21290F17}">
   <ds:schemaRefs>
     <ds:schemaRef ds:uri="http://schemas.microsoft.com/office/2006/metadata/contentType"/>
@@ -13100,4 +13069,23 @@
     <ds:schemaRef ds:uri="http://schemas.microsoft.com/internal/obd"/>
   </ds:schemaRefs>
 </ds:datastoreItem>
+</file>
+
+<file path=customXml/itemProps2.xml><?xml version="1.0" encoding="utf-8"?>
+<ds:datastoreItem xmlns:ds="http://schemas.openxmlformats.org/officeDocument/2006/customXml" ds:itemID="{5743EEC1-3586-4A5C-8E76-2F104B5DD15D}">
+  <ds:schemaRefs>
+    <ds:schemaRef ds:uri="http://schemas.microsoft.com/sharepoint/v3/contenttype/forms"/>
+  </ds:schemaRefs>
+</ds:datastoreItem>
+</file>
+
+<file path=customXml/itemProps3.xml><?xml version="1.0" encoding="utf-8"?>
+<ds:datastoreItem xmlns:ds="http://schemas.openxmlformats.org/officeDocument/2006/customXml" ds:itemID="{248E68C4-6EDF-4C44-A890-EBEC35D3B192}">
+  <ds:schemaRefs>
+    <ds:schemaRef ds:uri="http://schemas.microsoft.com/office/2006/metadata/properties"/>
+    <ds:schemaRef ds:uri="http://schemas.microsoft.com/office/infopath/2007/PartnerControls"/>
+    <ds:schemaRef ds:uri="0671de82-fb77-4741-a946-bbedde5d4f76"/>
+    <ds:schemaRef ds:uri="bfe36008-4467-4f6a-b17f-684c3d9d556d"/>
+  </ds:schemaRefs>
+</ds:datastoreItem>
 </file>